--- a/AN ANALYSIS ON SOLAR ADOPTION RATE across AUSTRALIA.docx
+++ b/AN ANALYSIS ON SOLAR ADOPTION RATE across AUSTRALIA.docx
@@ -188,16 +188,34 @@
             <w:pPr>
               <w:pStyle w:val="Title"/>
               <w:rPr>
-                <w:sz w:val="72"/>
-                <w:szCs w:val="72"/>
+                <w:sz w:val="56"/>
               </w:rPr>
             </w:pPr>
             <w:r>
               <w:rPr>
-                <w:sz w:val="72"/>
-                <w:szCs w:val="72"/>
+                <w:sz w:val="56"/>
               </w:rPr>
-              <w:t xml:space="preserve">AN ANALYSIS ON SOLAR ADOPTION RATE across AUSTRALIA </w:t>
+              <w:t xml:space="preserve">SOLAR ADOPTION RATE across AUSTRALIA </w:t>
+            </w:r>
+            <w:r>
+              <w:rPr>
+                <w:sz w:val="56"/>
+              </w:rPr>
+              <w:t xml:space="preserve">– </w:t>
+            </w:r>
+          </w:p>
+          <w:p>
+            <w:pPr>
+              <w:pStyle w:val="Title"/>
+              <w:rPr>
+                <w:sz w:val="56"/>
+              </w:rPr>
+            </w:pPr>
+            <w:r>
+              <w:rPr>
+                <w:sz w:val="56"/>
+              </w:rPr>
+              <w:t>AN ANALYSIS</w:t>
             </w:r>
           </w:p>
           <w:p/>
@@ -236,7 +254,18 @@
               <w:pStyle w:val="Bold"/>
             </w:pPr>
             <w:r>
+              <w:t>PREPARED BY</w:t>
+            </w:r>
+          </w:p>
+          <w:p>
+            <w:pPr>
+              <w:pStyle w:val="Bold"/>
+            </w:pPr>
+            <w:r>
               <w:t>QUAN MAI</w:t>
+            </w:r>
+            <w:r>
+              <w:t xml:space="preserve"> – ID: 201 367 69</w:t>
             </w:r>
           </w:p>
           <w:p>
@@ -274,14 +303,18 @@
               <w:pStyle w:val="Info"/>
               <w:framePr w:hSpace="0" w:wrap="auto" w:vAnchor="margin" w:hAnchor="text" w:yAlign="inline"/>
               <w:rPr>
+                <w:b/>
+                <w:bCs/>
                 <w:sz w:val="24"/>
               </w:rPr>
             </w:pPr>
             <w:r>
               <w:rPr>
+                <w:b/>
+                <w:bCs/>
                 <w:sz w:val="24"/>
               </w:rPr>
-              <w:t>Prepared by </w:t>
+              <w:t xml:space="preserve">LEAD ANALYST </w:t>
             </w:r>
           </w:p>
           <w:p>
@@ -289,33 +322,35 @@
               <w:pStyle w:val="Info"/>
               <w:framePr w:hSpace="0" w:wrap="auto" w:vAnchor="margin" w:hAnchor="text" w:yAlign="inline"/>
               <w:rPr>
+                <w:b/>
+                <w:bCs/>
                 <w:sz w:val="24"/>
               </w:rPr>
             </w:pPr>
             <w:r>
               <w:rPr>
+                <w:b/>
+                <w:bCs/>
                 <w:sz w:val="24"/>
               </w:rPr>
-              <w:t>Seyhan Can</w:t>
+              <w:t>Y</w:t>
             </w:r>
-          </w:p>
-          <w:p>
-            <w:pPr>
-              <w:pStyle w:val="Info"/>
-              <w:framePr w:hSpace="0" w:wrap="auto" w:vAnchor="margin" w:hAnchor="text" w:yAlign="inline"/>
+            <w:r>
               <w:rPr>
+                <w:b/>
+                <w:bCs/>
                 <w:sz w:val="24"/>
               </w:rPr>
-            </w:pPr>
-          </w:p>
-          <w:p>
-            <w:pPr>
-              <w:pStyle w:val="Info"/>
-              <w:framePr w:hSpace="0" w:wrap="auto" w:vAnchor="margin" w:hAnchor="text" w:yAlign="inline"/>
+              <w:t xml:space="preserve">uthika </w:t>
+            </w:r>
+            <w:r>
               <w:rPr>
+                <w:b/>
+                <w:bCs/>
                 <w:sz w:val="24"/>
               </w:rPr>
-            </w:pPr>
+              <w:t>Punchihewa</w:t>
+            </w:r>
           </w:p>
           <w:p>
             <w:pPr>
@@ -352,22 +387,7 @@
               <w:rPr>
                 <w:sz w:val="24"/>
               </w:rPr>
-              <w:t>5678 Mountain Drive, </w:t>
-            </w:r>
-          </w:p>
-          <w:p>
-            <w:pPr>
-              <w:pStyle w:val="Info"/>
-              <w:framePr w:hSpace="0" w:wrap="auto" w:vAnchor="margin" w:hAnchor="text" w:yAlign="inline"/>
-              <w:rPr>
-                <w:sz w:val="24"/>
-              </w:rPr>
-            </w:pPr>
-            <w:r>
-              <w:rPr>
-                <w:sz w:val="24"/>
-              </w:rPr>
-              <w:t>Denver, CO 12345  </w:t>
+              <w:t> </w:t>
             </w:r>
           </w:p>
         </w:tc>
@@ -383,27 +403,6 @@
                 <w:sz w:val="24"/>
               </w:rPr>
             </w:pPr>
-            <w:r>
-              <w:rPr>
-                <w:sz w:val="24"/>
-              </w:rPr>
-              <w:t>219-555-0148</w:t>
-            </w:r>
-          </w:p>
-          <w:p>
-            <w:pPr>
-              <w:pStyle w:val="Info"/>
-              <w:framePr w:hSpace="0" w:wrap="auto" w:vAnchor="margin" w:hAnchor="text" w:yAlign="inline"/>
-              <w:rPr>
-                <w:sz w:val="24"/>
-              </w:rPr>
-            </w:pPr>
-            <w:r>
-              <w:rPr>
-                <w:sz w:val="24"/>
-              </w:rPr>
-              <w:t>www.vanarsdelltd.com</w:t>
-            </w:r>
           </w:p>
         </w:tc>
       </w:tr>
@@ -543,10 +542,19 @@
         <w:t xml:space="preserve"> decade-spanning data from the ABS Census (2011, 2016, 2021), this report evaluated state-by-state installation volumes </w:t>
       </w:r>
       <w:r>
+        <w:t xml:space="preserve">and </w:t>
+      </w:r>
+      <w:r>
         <w:t>solar</w:t>
       </w:r>
       <w:r>
-        <w:t xml:space="preserve"> capacities</w:t>
+        <w:t xml:space="preserve"> </w:t>
+      </w:r>
+      <w:r>
+        <w:t xml:space="preserve">system </w:t>
+      </w:r>
+      <w:r>
+        <w:t>capacities</w:t>
       </w:r>
       <w:r>
         <w:t>.</w:t>
@@ -593,7 +601,7 @@
         <w:rPr>
           <w:lang w:val="en-AU"/>
         </w:rPr>
-        <w:t xml:space="preserve"> homeownership rates remained static across the decade, solar capacity per dwelling experienced exponential growth. Furthermore, the market underwent a structural shift where the sheer volume of new installations decreased after 2011, but the physical capacity of installed system</w:t>
+        <w:t xml:space="preserve"> homeownership rates remained static across the decade, solar capacity per dwelling experienced exponential growth. Furthermore, the market underwent a structural shift where the volume of new installations decreased after 2011, but the physical capacity of installed system</w:t>
       </w:r>
       <w:r>
         <w:rPr>
@@ -678,14 +686,21 @@
           <w:iCs/>
           <w:lang w:val="en-AU"/>
         </w:rPr>
-        <w:t xml:space="preserve">The primary goal is to test the hypothesis that state-level solar adoption is influenced by housing tenure. </w:t>
-      </w:r>
-      <w:r>
-        <w:rPr>
-          <w:iCs/>
-          <w:lang w:val="en-AU"/>
-        </w:rPr>
-        <w:t>Specifically, renters are less likely to install solar energy systems, resulting in lower overall household solar energy consumption compared with owner-occupied households, whether the property is owned outright or financed through a mortgage</w:t>
+        <w:t>The primary goal is to test the hypothesis that state-level solar adoption is influenced by housing tenure. Specifically, renters are less likely to install solar energy systems, resulting in lower overall household solar energy consumption compared with owne</w:t>
+      </w:r>
+      <w:r>
+        <w:rPr>
+          <w:iCs/>
+          <w:lang w:val="en-AU"/>
+        </w:rPr>
+        <w:t>d</w:t>
+      </w:r>
+      <w:r>
+        <w:rPr>
+          <w:iCs/>
+          <w:lang w:val="en-AU"/>
+        </w:rPr>
+        <w:t xml:space="preserve"> households, whether the property is owned outright or financed through a mortgage</w:t>
       </w:r>
       <w:r>
         <w:rPr>
@@ -698,13 +713,7 @@
         <w:rPr>
           <w:lang w:val="en-AU"/>
         </w:rPr>
-        <w:t>T</w:t>
-      </w:r>
-      <w:r>
-        <w:rPr>
-          <w:lang w:val="en-AU"/>
-        </w:rPr>
-        <w:t>he analysis aims to determine whether states with higher homeownership rates tend to exhibit higher rates of solar adoption.</w:t>
+        <w:t>The analysis aims to determine whether states with higher homeownership rates tend to exhibit higher rates of solar adoption.</w:t>
       </w:r>
     </w:p>
     <w:p>
@@ -727,13 +736,7 @@
         <w:t xml:space="preserve"> and capacity</w:t>
       </w:r>
       <w:r>
-        <w:t xml:space="preserve"> data. By </w:t>
-      </w:r>
-      <w:r>
-        <w:t>standardizing</w:t>
-      </w:r>
-      <w:r>
-        <w:t xml:space="preserve"> raw solar output </w:t>
+        <w:t xml:space="preserve"> data. By standardizing raw solar output </w:t>
       </w:r>
       <w:r>
         <w:t xml:space="preserve">and installation volumes </w:t>
@@ -1047,16 +1050,401 @@
         <w:pStyle w:val="ListBullet"/>
       </w:pPr>
       <w:r>
+        <w:rPr>
+          <w:rStyle w:val="Emphasis"/>
+        </w:rPr>
+        <w:t>Security Measures</w:t>
+      </w:r>
+      <w:r>
+        <w:rPr>
+          <w:rStyle w:val="Emphasis"/>
+        </w:rPr>
+        <w:t xml:space="preserve">: </w:t>
+      </w:r>
+      <w:r>
+        <w:rPr>
+          <w:bCs/>
+          <w:iCs/>
+        </w:rPr>
+        <w:t>Since the ABS Census datasets are publicly available, no sensitive</w:t>
+      </w:r>
+      <w:r>
+        <w:rPr>
+          <w:bCs/>
+          <w:iCs/>
+        </w:rPr>
+        <w:t xml:space="preserve"> information</w:t>
+      </w:r>
+      <w:r>
+        <w:rPr>
+          <w:bCs/>
+          <w:iCs/>
+        </w:rPr>
+        <w:t xml:space="preserve"> was handled during this project. However, to ensure data integrity and security, </w:t>
+      </w:r>
+      <w:r>
+        <w:rPr>
+          <w:bCs/>
+          <w:iCs/>
+        </w:rPr>
+        <w:t>all</w:t>
+      </w:r>
+      <w:r>
+        <w:rPr>
+          <w:bCs/>
+          <w:iCs/>
+        </w:rPr>
+        <w:t xml:space="preserve"> raw CSV files were treated as read-only. Data cleaning and transformations were executed entirely within </w:t>
+      </w:r>
+      <w:r>
+        <w:rPr>
+          <w:bCs/>
+          <w:iCs/>
+        </w:rPr>
+        <w:t>the kernel</w:t>
+      </w:r>
+      <w:r>
+        <w:rPr>
+          <w:bCs/>
+          <w:iCs/>
+        </w:rPr>
+        <w:t>'s memory</w:t>
+      </w:r>
+      <w:r>
+        <w:rPr>
+          <w:bCs/>
+          <w:iCs/>
+        </w:rPr>
+        <w:t xml:space="preserve">, </w:t>
+      </w:r>
+      <w:r>
+        <w:rPr>
+          <w:bCs/>
+          <w:iCs/>
+        </w:rPr>
+        <w:t>ensuring the original source files could not be accidentally overwritten</w:t>
+      </w:r>
+      <w:r>
+        <w:rPr>
+          <w:bCs/>
+          <w:iCs/>
+        </w:rPr>
+        <w:t>.</w:t>
+      </w:r>
+      <w:r>
         <w:t xml:space="preserve"> </w:t>
       </w:r>
+    </w:p>
+    <w:p>
+      <w:pPr>
+        <w:pStyle w:val="ListBullet"/>
+      </w:pPr>
       <w:r>
         <w:rPr>
           <w:rStyle w:val="Emphasis"/>
         </w:rPr>
+        <w:t>Validation Checks</w:t>
+      </w:r>
+      <w:r>
+        <w:rPr>
+          <w:rStyle w:val="Emphasis"/>
+        </w:rPr>
+        <w:t>:</w:t>
+      </w:r>
+      <w:r>
+        <w:rPr>
+          <w:bCs/>
+          <w:iCs/>
+        </w:rPr>
+        <w:t xml:space="preserve"> Pandas functions </w:t>
+      </w:r>
+      <w:r>
+        <w:rPr>
+          <w:bCs/>
+          <w:iCs/>
+        </w:rPr>
+        <w:t xml:space="preserve">such as </w:t>
+      </w:r>
+      <w:proofErr w:type="gramStart"/>
+      <w:r>
+        <w:rPr>
+          <w:bCs/>
+          <w:iCs/>
+        </w:rPr>
+        <w:t>info(</w:t>
+      </w:r>
+      <w:proofErr w:type="gramEnd"/>
+      <w:r>
+        <w:rPr>
+          <w:bCs/>
+          <w:iCs/>
+        </w:rPr>
+        <w:t xml:space="preserve">), </w:t>
+      </w:r>
+      <w:proofErr w:type="gramStart"/>
+      <w:r>
+        <w:rPr>
+          <w:bCs/>
+          <w:iCs/>
+        </w:rPr>
+        <w:t>head(</w:t>
+      </w:r>
+      <w:proofErr w:type="gramEnd"/>
+      <w:r>
+        <w:rPr>
+          <w:bCs/>
+          <w:iCs/>
+        </w:rPr>
+        <w:t xml:space="preserve">), </w:t>
+      </w:r>
+      <w:proofErr w:type="gramStart"/>
+      <w:r>
+        <w:rPr>
+          <w:bCs/>
+          <w:iCs/>
+        </w:rPr>
+        <w:t>shape</w:t>
+      </w:r>
+      <w:r>
+        <w:rPr>
+          <w:bCs/>
+          <w:iCs/>
+        </w:rPr>
+        <w:t>(</w:t>
+      </w:r>
+      <w:proofErr w:type="gramEnd"/>
+      <w:r>
+        <w:rPr>
+          <w:bCs/>
+          <w:iCs/>
+        </w:rPr>
+        <w:t>) ensured all rows and columns</w:t>
+      </w:r>
+      <w:r>
+        <w:rPr>
+          <w:bCs/>
+          <w:iCs/>
+        </w:rPr>
+        <w:t xml:space="preserve"> were</w:t>
+      </w:r>
+      <w:r>
+        <w:rPr>
+          <w:bCs/>
+          <w:iCs/>
+        </w:rPr>
+        <w:t xml:space="preserve"> imported </w:t>
+      </w:r>
+      <w:r>
+        <w:rPr>
+          <w:bCs/>
+          <w:iCs/>
+        </w:rPr>
+        <w:t>properly,</w:t>
+      </w:r>
+      <w:r>
+        <w:rPr>
+          <w:bCs/>
+          <w:iCs/>
+        </w:rPr>
+        <w:t xml:space="preserve"> and numeric fields were not </w:t>
+      </w:r>
+      <w:r>
+        <w:rPr>
+          <w:bCs/>
+          <w:iCs/>
+        </w:rPr>
+        <w:t>treated</w:t>
+      </w:r>
+      <w:r>
+        <w:rPr>
+          <w:bCs/>
+          <w:iCs/>
+        </w:rPr>
+        <w:t xml:space="preserve"> as text strings. Missing value audits </w:t>
+      </w:r>
+      <w:r>
+        <w:rPr>
+          <w:bCs/>
+          <w:iCs/>
+        </w:rPr>
+        <w:t>using</w:t>
+      </w:r>
+      <w:r>
+        <w:rPr>
+          <w:bCs/>
+          <w:iCs/>
+        </w:rPr>
+        <w:t xml:space="preserve"> </w:t>
+      </w:r>
+      <w:proofErr w:type="spellStart"/>
+      <w:proofErr w:type="gramStart"/>
+      <w:r>
+        <w:rPr>
+          <w:bCs/>
+          <w:iCs/>
+        </w:rPr>
+        <w:t>isnull</w:t>
+      </w:r>
+      <w:proofErr w:type="spellEnd"/>
+      <w:r>
+        <w:rPr>
+          <w:bCs/>
+          <w:iCs/>
+        </w:rPr>
+        <w:t>(</w:t>
+      </w:r>
+      <w:proofErr w:type="gramEnd"/>
+      <w:r>
+        <w:rPr>
+          <w:bCs/>
+          <w:iCs/>
+        </w:rPr>
+        <w:t>)</w:t>
+      </w:r>
+      <w:r>
+        <w:rPr>
+          <w:bCs/>
+          <w:iCs/>
+        </w:rPr>
+        <w:t xml:space="preserve"> and </w:t>
+      </w:r>
+      <w:proofErr w:type="gramStart"/>
+      <w:r>
+        <w:rPr>
+          <w:bCs/>
+          <w:iCs/>
+        </w:rPr>
+        <w:t>sum(</w:t>
+      </w:r>
+      <w:proofErr w:type="gramEnd"/>
+      <w:r>
+        <w:rPr>
+          <w:bCs/>
+          <w:iCs/>
+        </w:rPr>
+        <w:t>) verified data completeness</w:t>
+      </w:r>
+      <w:r>
+        <w:rPr>
+          <w:bCs/>
+          <w:iCs/>
+        </w:rPr>
+        <w:t xml:space="preserve">. </w:t>
+      </w:r>
+    </w:p>
+    <w:p>
+      <w:pPr>
+        <w:pStyle w:val="ListBullet"/>
+      </w:pPr>
+      <w:r>
+        <w:rPr>
+          <w:rStyle w:val="Emphasis"/>
+        </w:rPr>
         <w:t>Data Preparation</w:t>
       </w:r>
       <w:r>
         <w:t xml:space="preserve">: </w:t>
+      </w:r>
+    </w:p>
+    <w:p>
+      <w:pPr>
+        <w:pStyle w:val="ListBullet"/>
+        <w:numPr>
+          <w:ilvl w:val="0"/>
+          <w:numId w:val="5"/>
+        </w:numPr>
+      </w:pPr>
+      <w:r>
+        <w:rPr>
+          <w:b/>
+          <w:bCs/>
+        </w:rPr>
+        <w:t>Alignment:</w:t>
+      </w:r>
+      <w:r>
+        <w:t xml:space="preserve"> </w:t>
+      </w:r>
+      <w:r>
+        <w:t>Solar installation</w:t>
+      </w:r>
+      <w:r>
+        <w:t xml:space="preserve"> and capacity</w:t>
+      </w:r>
+      <w:r>
+        <w:t xml:space="preserve"> data </w:t>
+      </w:r>
+      <w:r>
+        <w:t>were</w:t>
+      </w:r>
+      <w:r>
+        <w:t xml:space="preserve"> grouped and summed annually to align with the 2011, 2016, and 2021 ABS Census years</w:t>
+      </w:r>
+      <w:r>
+        <w:t>.</w:t>
+      </w:r>
+    </w:p>
+    <w:p>
+      <w:pPr>
+        <w:pStyle w:val="ListBullet"/>
+        <w:numPr>
+          <w:ilvl w:val="0"/>
+          <w:numId w:val="5"/>
+        </w:numPr>
+        <w:rPr>
+          <w:lang w:val="en-AU"/>
+        </w:rPr>
+      </w:pPr>
+      <w:r>
+        <w:rPr>
+          <w:b/>
+          <w:bCs/>
+          <w:lang w:val="en-AU"/>
+        </w:rPr>
+        <w:t>Standardisation</w:t>
+      </w:r>
+      <w:r>
+        <w:rPr>
+          <w:b/>
+          <w:bCs/>
+          <w:lang w:val="en-AU"/>
+        </w:rPr>
+        <w:t xml:space="preserve">: </w:t>
+      </w:r>
+      <w:r>
+        <w:rPr>
+          <w:lang w:val="en-AU"/>
+        </w:rPr>
+        <w:t xml:space="preserve">To ensure </w:t>
+      </w:r>
+      <w:r>
+        <w:rPr>
+          <w:lang w:val="en-AU"/>
+        </w:rPr>
+        <w:t>a fair</w:t>
+      </w:r>
+      <w:r>
+        <w:rPr>
+          <w:lang w:val="en-AU"/>
+        </w:rPr>
+        <w:t xml:space="preserve"> comparison</w:t>
+      </w:r>
+      <w:r>
+        <w:rPr>
+          <w:lang w:val="en-AU"/>
+        </w:rPr>
+        <w:t xml:space="preserve">, raw solar capacity </w:t>
+      </w:r>
+      <w:r>
+        <w:rPr>
+          <w:lang w:val="en-AU"/>
+        </w:rPr>
+        <w:t xml:space="preserve">and installations </w:t>
+      </w:r>
+      <w:r>
+        <w:rPr>
+          <w:lang w:val="en-AU"/>
+        </w:rPr>
+        <w:t xml:space="preserve">was standardised. </w:t>
       </w:r>
     </w:p>
     <w:p>
@@ -1066,34 +1454,55 @@
           <w:ilvl w:val="0"/>
           <w:numId w:val="0"/>
         </w:numPr>
-      </w:pPr>
-      <w:r>
-        <w:rPr>
-          <w:b/>
-          <w:bCs/>
-        </w:rPr>
-        <w:t>Alignment:</w:t>
-      </w:r>
-      <w:r>
-        <w:t xml:space="preserve"> </w:t>
-      </w:r>
-      <w:r>
-        <w:t>Solar installation</w:t>
-      </w:r>
-      <w:r>
-        <w:t xml:space="preserve"> and capacity</w:t>
-      </w:r>
-      <w:r>
-        <w:t xml:space="preserve"> data </w:t>
-      </w:r>
-      <w:r>
-        <w:t>were</w:t>
-      </w:r>
-      <w:r>
-        <w:t xml:space="preserve"> grouped and summed annually to align with the 2011, 2016, and 2021 ABS Census years</w:t>
-      </w:r>
-      <w:r>
-        <w:t>.</w:t>
+        <w:rPr>
+          <w:lang w:val="en-AU"/>
+        </w:rPr>
+      </w:pPr>
+      <w:r>
+        <w:rPr>
+          <w:lang w:val="en-AU"/>
+        </w:rPr>
+        <w:t xml:space="preserve">A test was conducted </w:t>
+      </w:r>
+      <w:r>
+        <w:rPr>
+          <w:lang w:val="en-AU"/>
+        </w:rPr>
+        <w:t xml:space="preserve">to compare </w:t>
+      </w:r>
+      <w:r>
+        <w:rPr>
+          <w:lang w:val="en-AU"/>
+        </w:rPr>
+        <w:t xml:space="preserve">standardisation by </w:t>
+      </w:r>
+      <w:r>
+        <w:rPr>
+          <w:i/>
+          <w:iCs/>
+          <w:lang w:val="en-AU"/>
+        </w:rPr>
+        <w:t>human population</w:t>
+      </w:r>
+      <w:r>
+        <w:rPr>
+          <w:lang w:val="en-AU"/>
+        </w:rPr>
+        <w:t xml:space="preserve"> versus </w:t>
+      </w:r>
+      <w:r>
+        <w:rPr>
+          <w:i/>
+          <w:iCs/>
+          <w:lang w:val="en-AU"/>
+        </w:rPr>
+        <w:t>physical dwellings</w:t>
+      </w:r>
+      <w:r>
+        <w:rPr>
+          <w:lang w:val="en-AU"/>
+        </w:rPr>
+        <w:t xml:space="preserve">. </w:t>
       </w:r>
     </w:p>
     <w:p>
@@ -1109,55 +1518,75 @@
       </w:pPr>
       <w:r>
         <w:rPr>
-          <w:b/>
-          <w:bCs/>
-          <w:lang w:val="en-AU"/>
-        </w:rPr>
-        <w:t>Standardisation</w:t>
-      </w:r>
-      <w:r>
-        <w:rPr>
-          <w:b/>
-          <w:bCs/>
-          <w:lang w:val="en-AU"/>
-        </w:rPr>
-        <w:t xml:space="preserve">: </w:t>
-      </w:r>
-      <w:r>
-        <w:rPr>
-          <w:lang w:val="en-AU"/>
-        </w:rPr>
-        <w:t xml:space="preserve">To ensure </w:t>
-      </w:r>
-      <w:r>
-        <w:rPr>
-          <w:lang w:val="en-AU"/>
-        </w:rPr>
-        <w:t>a fair</w:t>
-      </w:r>
-      <w:r>
-        <w:rPr>
-          <w:lang w:val="en-AU"/>
-        </w:rPr>
-        <w:t xml:space="preserve"> comparison</w:t>
-      </w:r>
-      <w:r>
-        <w:rPr>
-          <w:lang w:val="en-AU"/>
-        </w:rPr>
-        <w:t xml:space="preserve">, raw solar capacity </w:t>
-      </w:r>
-      <w:r>
-        <w:rPr>
-          <w:lang w:val="en-AU"/>
-        </w:rPr>
-        <w:t xml:space="preserve">and installations </w:t>
-      </w:r>
-      <w:r>
-        <w:rPr>
-          <w:lang w:val="en-AU"/>
-        </w:rPr>
-        <w:t xml:space="preserve">was standardised. </w:t>
+          <w:lang w:val="en-AU"/>
+        </w:rPr>
+        <w:t xml:space="preserve">It was </w:t>
+      </w:r>
+      <w:r>
+        <w:rPr>
+          <w:lang w:val="en-AU"/>
+        </w:rPr>
+        <w:t>found</w:t>
+      </w:r>
+      <w:r>
+        <w:rPr>
+          <w:lang w:val="en-AU"/>
+        </w:rPr>
+        <w:t xml:space="preserve"> that standardising by human population introduces a "family size penalty," </w:t>
+      </w:r>
+      <w:r>
+        <w:rPr>
+          <w:lang w:val="en-AU"/>
+        </w:rPr>
+        <w:t>which</w:t>
+      </w:r>
+      <w:r>
+        <w:rPr>
+          <w:lang w:val="en-AU"/>
+        </w:rPr>
+        <w:t xml:space="preserve"> </w:t>
+      </w:r>
+      <w:r>
+        <w:rPr>
+          <w:lang w:val="en-AU"/>
+        </w:rPr>
+        <w:t>depresses</w:t>
+      </w:r>
+      <w:r>
+        <w:rPr>
+          <w:lang w:val="en-AU"/>
+        </w:rPr>
+        <w:t xml:space="preserve"> the adoption metrics of states with larger household sizes (such as the Northern Territory</w:t>
+      </w:r>
+      <w:r>
+        <w:rPr>
+          <w:lang w:val="en-AU"/>
+        </w:rPr>
+        <w:t xml:space="preserve">, </w:t>
+      </w:r>
+      <w:r>
+        <w:rPr>
+          <w:lang w:val="en-AU"/>
+        </w:rPr>
+        <w:t>Western Australia</w:t>
+      </w:r>
+      <w:r>
+        <w:rPr>
+          <w:lang w:val="en-AU"/>
+        </w:rPr>
+        <w:t xml:space="preserve"> and Queensland</w:t>
+      </w:r>
+      <w:r>
+        <w:rPr>
+          <w:lang w:val="en-AU"/>
+        </w:rPr>
+        <w:t>)</w:t>
+      </w:r>
+      <w:r>
+        <w:rPr>
+          <w:lang w:val="en-AU"/>
+        </w:rPr>
+        <w:t xml:space="preserve"> – see bar chart below. </w:t>
       </w:r>
     </w:p>
     <w:p>
@@ -1171,40 +1600,6 @@
           <w:lang w:val="en-AU"/>
         </w:rPr>
       </w:pPr>
-      <w:r>
-        <w:rPr>
-          <w:lang w:val="en-AU"/>
-        </w:rPr>
-        <w:t xml:space="preserve">A test was conducted comparing standardisation by </w:t>
-      </w:r>
-      <w:r>
-        <w:rPr>
-          <w:i/>
-          <w:iCs/>
-          <w:lang w:val="en-AU"/>
-        </w:rPr>
-        <w:t>human population</w:t>
-      </w:r>
-      <w:r>
-        <w:rPr>
-          <w:lang w:val="en-AU"/>
-        </w:rPr>
-        <w:t xml:space="preserve"> versus </w:t>
-      </w:r>
-      <w:r>
-        <w:rPr>
-          <w:i/>
-          <w:iCs/>
-          <w:lang w:val="en-AU"/>
-        </w:rPr>
-        <w:t>physical dwellings</w:t>
-      </w:r>
-      <w:r>
-        <w:rPr>
-          <w:lang w:val="en-AU"/>
-        </w:rPr>
-        <w:t xml:space="preserve">. </w:t>
-      </w:r>
     </w:p>
     <w:p>
       <w:pPr>
@@ -1217,36 +1612,6 @@
           <w:lang w:val="en-AU"/>
         </w:rPr>
       </w:pPr>
-      <w:r>
-        <w:rPr>
-          <w:lang w:val="en-AU"/>
-        </w:rPr>
-        <w:t xml:space="preserve">It was determined that standardising by human population introduces a "family size penalty," </w:t>
-      </w:r>
-      <w:r>
-        <w:rPr>
-          <w:lang w:val="en-AU"/>
-        </w:rPr>
-        <w:t>which</w:t>
-      </w:r>
-      <w:r>
-        <w:rPr>
-          <w:lang w:val="en-AU"/>
-        </w:rPr>
-        <w:t xml:space="preserve"> </w:t>
-      </w:r>
-      <w:r>
-        <w:rPr>
-          <w:lang w:val="en-AU"/>
-        </w:rPr>
-        <w:t>depresses</w:t>
-      </w:r>
-      <w:r>
-        <w:rPr>
-          <w:lang w:val="en-AU"/>
-        </w:rPr>
-        <w:t xml:space="preserve"> the adoption metrics of states with larger household sizes (such as the Northern Territory and Western Australia). </w:t>
-      </w:r>
     </w:p>
     <w:p>
       <w:pPr>
@@ -1261,21 +1626,52 @@
       </w:pPr>
       <w:r>
         <w:rPr>
-          <w:lang w:val="en-AU"/>
-        </w:rPr>
-        <w:t xml:space="preserve">Consequently, the human population dataset was deliberately excluded from the </w:t>
-      </w:r>
-      <w:r>
-        <w:rPr>
-          <w:lang w:val="en-AU"/>
-        </w:rPr>
-        <w:t>results</w:t>
-      </w:r>
-      <w:r>
-        <w:rPr>
-          <w:lang w:val="en-AU"/>
-        </w:rPr>
-        <w:t xml:space="preserve">. </w:t>
+          <w:noProof/>
+          <w:lang w:val="en-AU"/>
+          <w14:ligatures w14:val="standardContextual"/>
+        </w:rPr>
+        <w:lastRenderedPageBreak/>
+        <w:drawing>
+          <wp:inline distT="0" distB="0" distL="0" distR="0" wp14:anchorId="6BDD7143" wp14:editId="63F585A5">
+            <wp:extent cx="6309360" cy="3239770"/>
+            <wp:effectExtent l="0" t="0" r="0" b="0"/>
+            <wp:docPr id="156973149" name="Picture 4"/>
+            <wp:cNvGraphicFramePr>
+              <a:graphicFrameLocks xmlns:a="http://schemas.openxmlformats.org/drawingml/2006/main" noChangeAspect="1"/>
+            </wp:cNvGraphicFramePr>
+            <a:graphic xmlns:a="http://schemas.openxmlformats.org/drawingml/2006/main">
+              <a:graphicData uri="http://schemas.openxmlformats.org/drawingml/2006/picture">
+                <pic:pic xmlns:pic="http://schemas.openxmlformats.org/drawingml/2006/picture">
+                  <pic:nvPicPr>
+                    <pic:cNvPr id="156973149" name="Picture 156973149"/>
+                    <pic:cNvPicPr/>
+                  </pic:nvPicPr>
+                  <pic:blipFill>
+                    <a:blip r:embed="rId15">
+                      <a:extLst>
+                        <a:ext uri="{28A0092B-C50C-407E-A947-70E740481C1C}">
+                          <a14:useLocalDpi xmlns:a14="http://schemas.microsoft.com/office/drawing/2010/main" val="0"/>
+                        </a:ext>
+                      </a:extLst>
+                    </a:blip>
+                    <a:stretch>
+                      <a:fillRect/>
+                    </a:stretch>
+                  </pic:blipFill>
+                  <pic:spPr>
+                    <a:xfrm>
+                      <a:off x="0" y="0"/>
+                      <a:ext cx="6309360" cy="3239770"/>
+                    </a:xfrm>
+                    <a:prstGeom prst="rect">
+                      <a:avLst/>
+                    </a:prstGeom>
+                  </pic:spPr>
+                </pic:pic>
+              </a:graphicData>
+            </a:graphic>
+          </wp:inline>
+        </w:drawing>
       </w:r>
     </w:p>
     <w:p>
@@ -1293,19 +1689,13 @@
         <w:rPr>
           <w:lang w:val="en-AU"/>
         </w:rPr>
-        <w:t>All solar metrics were standardised against total dwelling</w:t>
-      </w:r>
-      <w:r>
-        <w:rPr>
-          <w:lang w:val="en-AU"/>
-        </w:rPr>
-        <w:t>s</w:t>
-      </w:r>
-      <w:r>
-        <w:rPr>
-          <w:lang w:val="en-AU"/>
-        </w:rPr>
-        <w:t xml:space="preserve"> to reflect actual available roof infrastructure. </w:t>
+        <w:t>This chart shows the raw solar capacity (kW) in 2021 standardized against both total dwellings and human population, normalized to a 0 to 1 scale to ensure fairness</w:t>
+      </w:r>
+      <w:r>
+        <w:rPr>
+          <w:lang w:val="en-AU"/>
+        </w:rPr>
+        <w:t xml:space="preserve"> in bar-to-bar comparisons. </w:t>
       </w:r>
     </w:p>
     <w:p>
@@ -1319,6 +1709,18 @@
           <w:lang w:val="en-AU"/>
         </w:rPr>
       </w:pPr>
+      <w:r>
+        <w:rPr>
+          <w:lang w:val="en-AU"/>
+        </w:rPr>
+        <w:t>Because solar systems are installed on physical roofs rather than individuals (human)</w:t>
+      </w:r>
+      <w:r>
+        <w:rPr>
+          <w:lang w:val="en-AU"/>
+        </w:rPr>
+        <w:t xml:space="preserve">, when using human population and not dwellings (buildings) as a metric, it introduces a distortion in the results. States with larger family sizes suffer a depress in solar adoption metrics (lower red bars) compared to their actual rood infrastructure saturation (higher blue bars). </w:t>
+      </w:r>
     </w:p>
     <w:p>
       <w:pPr>
@@ -1331,6 +1733,24 @@
           <w:lang w:val="en-AU"/>
         </w:rPr>
       </w:pPr>
+      <w:r>
+        <w:rPr>
+          <w:lang w:val="en-AU"/>
+        </w:rPr>
+        <w:t xml:space="preserve">Consequently, the human population dataset was deliberately excluded from the </w:t>
+      </w:r>
+      <w:r>
+        <w:rPr>
+          <w:lang w:val="en-AU"/>
+        </w:rPr>
+        <w:t>results</w:t>
+      </w:r>
+      <w:r>
+        <w:rPr>
+          <w:lang w:val="en-AU"/>
+        </w:rPr>
+        <w:t xml:space="preserve">. </w:t>
+      </w:r>
     </w:p>
     <w:p>
       <w:pPr>
@@ -1343,6 +1763,24 @@
           <w:lang w:val="en-AU"/>
         </w:rPr>
       </w:pPr>
+      <w:r>
+        <w:rPr>
+          <w:lang w:val="en-AU"/>
+        </w:rPr>
+        <w:t>All solar metrics were standardised against total dwelling</w:t>
+      </w:r>
+      <w:r>
+        <w:rPr>
+          <w:lang w:val="en-AU"/>
+        </w:rPr>
+        <w:t>s</w:t>
+      </w:r>
+      <w:r>
+        <w:rPr>
+          <w:lang w:val="en-AU"/>
+        </w:rPr>
+        <w:t xml:space="preserve"> to reflect actual available roof infrastructure. </w:t>
+      </w:r>
     </w:p>
     <w:p>
       <w:pPr>
@@ -1358,42 +1796,6 @@
     </w:p>
     <w:p>
       <w:pPr>
-        <w:pStyle w:val="ListBullet"/>
-        <w:numPr>
-          <w:ilvl w:val="0"/>
-          <w:numId w:val="0"/>
-        </w:numPr>
-        <w:rPr>
-          <w:lang w:val="en-AU"/>
-        </w:rPr>
-      </w:pPr>
-    </w:p>
-    <w:p>
-      <w:pPr>
-        <w:pStyle w:val="ListBullet"/>
-        <w:numPr>
-          <w:ilvl w:val="0"/>
-          <w:numId w:val="0"/>
-        </w:numPr>
-        <w:rPr>
-          <w:lang w:val="en-AU"/>
-        </w:rPr>
-      </w:pPr>
-    </w:p>
-    <w:p>
-      <w:pPr>
-        <w:pStyle w:val="ListBullet"/>
-        <w:numPr>
-          <w:ilvl w:val="0"/>
-          <w:numId w:val="0"/>
-        </w:numPr>
-        <w:rPr>
-          <w:lang w:val="en-AU"/>
-        </w:rPr>
-      </w:pPr>
-    </w:p>
-    <w:p>
-      <w:pPr>
         <w:pStyle w:val="Heading2"/>
         <w:rPr>
           <w:color w:val="C00000"/>
@@ -1403,7 +1805,6 @@
         <w:rPr>
           <w:color w:val="C00000"/>
         </w:rPr>
-        <w:lastRenderedPageBreak/>
         <w:t>ANALYSIS AND FINDINGS</w:t>
       </w:r>
     </w:p>
@@ -1457,7 +1858,7 @@
           <w:noProof w:val="0"/>
           <w:szCs w:val="22"/>
         </w:rPr>
-        <w:t>A multi</w:t>
+        <w:t>This</w:t>
       </w:r>
       <w:r>
         <w:rPr>
@@ -1467,7 +1868,7 @@
           <w:noProof w:val="0"/>
           <w:szCs w:val="22"/>
         </w:rPr>
-        <w:t xml:space="preserve"> </w:t>
+        <w:t xml:space="preserve"> multi</w:t>
       </w:r>
       <w:r>
         <w:rPr>
@@ -1477,7 +1878,7 @@
           <w:noProof w:val="0"/>
           <w:szCs w:val="22"/>
         </w:rPr>
-        <w:t>variable analysis (</w:t>
+        <w:t xml:space="preserve"> </w:t>
       </w:r>
       <w:r>
         <w:rPr>
@@ -1487,7 +1888,7 @@
           <w:noProof w:val="0"/>
           <w:szCs w:val="22"/>
         </w:rPr>
-        <w:t>see bubble chart</w:t>
+        <w:t>variable analysis (</w:t>
       </w:r>
       <w:r>
         <w:rPr>
@@ -1497,7 +1898,7 @@
           <w:noProof w:val="0"/>
           <w:szCs w:val="22"/>
         </w:rPr>
-        <w:t>) mapping ownership percentage against installations per dwelling</w:t>
+        <w:t>see bubble chart</w:t>
       </w:r>
       <w:r>
         <w:rPr>
@@ -1507,7 +1908,7 @@
           <w:noProof w:val="0"/>
           <w:szCs w:val="22"/>
         </w:rPr>
-        <w:t xml:space="preserve"> and kW per dwelling</w:t>
+        <w:t xml:space="preserve">) </w:t>
       </w:r>
       <w:r>
         <w:rPr>
@@ -1517,6 +1918,36 @@
           <w:noProof w:val="0"/>
           <w:szCs w:val="22"/>
         </w:rPr>
+        <w:t>shows</w:t>
+      </w:r>
+      <w:r>
+        <w:rPr>
+          <w:rFonts w:asciiTheme="minorHAnsi" w:hAnsiTheme="minorHAnsi"/>
+          <w:b w:val="0"/>
+          <w:bCs w:val="0"/>
+          <w:noProof w:val="0"/>
+          <w:szCs w:val="22"/>
+        </w:rPr>
+        <w:t xml:space="preserve"> ownership percentage against installations per dwelling</w:t>
+      </w:r>
+      <w:r>
+        <w:rPr>
+          <w:rFonts w:asciiTheme="minorHAnsi" w:hAnsiTheme="minorHAnsi"/>
+          <w:b w:val="0"/>
+          <w:bCs w:val="0"/>
+          <w:noProof w:val="0"/>
+          <w:szCs w:val="22"/>
+        </w:rPr>
+        <w:t xml:space="preserve"> and kW per dwelling</w:t>
+      </w:r>
+      <w:r>
+        <w:rPr>
+          <w:rFonts w:asciiTheme="minorHAnsi" w:hAnsiTheme="minorHAnsi"/>
+          <w:b w:val="0"/>
+          <w:bCs w:val="0"/>
+          <w:noProof w:val="0"/>
+          <w:szCs w:val="22"/>
+        </w:rPr>
         <w:t xml:space="preserve"> reveals no meaningful correlation.</w:t>
       </w:r>
     </w:p>
@@ -1526,6 +1957,7 @@
           <w:noProof/>
           <w14:ligatures w14:val="standardContextual"/>
         </w:rPr>
+        <w:lastRenderedPageBreak/>
         <w:drawing>
           <wp:inline distT="0" distB="0" distL="0" distR="0" wp14:anchorId="1B67521F" wp14:editId="4DE443A7">
             <wp:extent cx="6309360" cy="3557905"/>
@@ -1542,7 +1974,7 @@
                     <pic:cNvPicPr/>
                   </pic:nvPicPr>
                   <pic:blipFill>
-                    <a:blip r:embed="rId15">
+                    <a:blip r:embed="rId16">
                       <a:extLst>
                         <a:ext uri="{28A0092B-C50C-407E-A947-70E740481C1C}">
                           <a14:useLocalDpi xmlns:a14="http://schemas.microsoft.com/office/drawing/2010/main" val="0"/>
@@ -1571,10 +2003,10 @@
     </w:p>
     <w:p>
       <w:r>
-        <w:t xml:space="preserve">Between 2011 and 2021, state homeownership rates remained nearly </w:t>
-      </w:r>
-      <w:r>
-        <w:t>static</w:t>
+        <w:t>Between 2011 and 2021, homeownership rates remained nearly static</w:t>
+      </w:r>
+      <w:r>
+        <w:t xml:space="preserve"> across all states</w:t>
       </w:r>
       <w:r>
         <w:t xml:space="preserve">. However, over the exact same period, standard solar capacity (kW per dwelling) exploded. If </w:t>
@@ -1610,16 +2042,7 @@
     </w:p>
     <w:p>
       <w:r>
-        <w:t>Standardized</w:t>
-      </w:r>
-      <w:r>
-        <w:t xml:space="preserve"> analysis reveals a distinct market </w:t>
-      </w:r>
-      <w:r>
-        <w:t>growth</w:t>
-      </w:r>
-      <w:r>
-        <w:t xml:space="preserve">. </w:t>
+        <w:t xml:space="preserve">Standardized analysis reveals a distinct market growth. </w:t>
       </w:r>
     </w:p>
     <w:p>
@@ -1627,9 +2050,6 @@
         <w:t xml:space="preserve">The volume of new installations per dwelling peaked during 2011 and declined or plateaued in markets like South Australia and Queensland. </w:t>
       </w:r>
     </w:p>
-    <w:p/>
-    <w:p/>
-    <w:p/>
     <w:p>
       <w:pPr>
         <w:pStyle w:val="Heading2"/>
@@ -1649,13 +2069,9 @@
           <w:noProof w:val="0"/>
           <w:szCs w:val="22"/>
         </w:rPr>
-        <w:lastRenderedPageBreak/>
-        <w:t xml:space="preserve">However, the capacity of the systems being installed increased dramatically by 2021. This suggests that although fewer individual roofs received panels in 2021 than in 2011, the systems installed were larger. </w:t>
-      </w:r>
-    </w:p>
-    <w:p>
-      <w:pPr>
-        <w:pStyle w:val="Heading2"/>
+        <w:t xml:space="preserve">However, the capacity of the systems being installed increased dramatically by 2021. This suggests that although fewer individual roofs </w:t>
+      </w:r>
+      <w:r>
         <w:rPr>
           <w:rFonts w:asciiTheme="minorHAnsi" w:hAnsiTheme="minorHAnsi"/>
           <w:b w:val="0"/>
@@ -1663,7 +2079,8 @@
           <w:noProof w:val="0"/>
           <w:szCs w:val="22"/>
         </w:rPr>
-      </w:pPr>
+        <w:t>were installed with solar panels</w:t>
+      </w:r>
       <w:r>
         <w:rPr>
           <w:rFonts w:asciiTheme="minorHAnsi" w:hAnsiTheme="minorHAnsi"/>
@@ -1672,12 +2089,9 @@
           <w:noProof w:val="0"/>
           <w:szCs w:val="22"/>
         </w:rPr>
-        <w:t xml:space="preserve">While the reasons for this increase are unclear, technological advancements, declining hardware costs, and other factors may have contributed to this trend. </w:t>
-      </w:r>
-    </w:p>
-    <w:p>
-      <w:pPr>
-        <w:pStyle w:val="Heading2"/>
+        <w:t xml:space="preserve"> in 2021 than in 2011, the </w:t>
+      </w:r>
+      <w:r>
         <w:rPr>
           <w:rFonts w:asciiTheme="minorHAnsi" w:hAnsiTheme="minorHAnsi"/>
           <w:b w:val="0"/>
@@ -1685,7 +2099,8 @@
           <w:noProof w:val="0"/>
           <w:szCs w:val="22"/>
         </w:rPr>
-      </w:pPr>
+        <w:t>panels</w:t>
+      </w:r>
       <w:r>
         <w:rPr>
           <w:rFonts w:asciiTheme="minorHAnsi" w:hAnsiTheme="minorHAnsi"/>
@@ -1694,7 +2109,7 @@
           <w:noProof w:val="0"/>
           <w:szCs w:val="22"/>
         </w:rPr>
-        <w:t>This increase in</w:t>
+        <w:t xml:space="preserve"> installed were larger</w:t>
       </w:r>
       <w:r>
         <w:rPr>
@@ -1704,9 +2119,12 @@
           <w:noProof w:val="0"/>
           <w:szCs w:val="22"/>
         </w:rPr>
-        <w:t xml:space="preserve"> solar</w:t>
-      </w:r>
-      <w:r>
+        <w:t xml:space="preserve"> or more capable. </w:t>
+      </w:r>
+    </w:p>
+    <w:p>
+      <w:pPr>
+        <w:pStyle w:val="Heading2"/>
         <w:rPr>
           <w:rFonts w:asciiTheme="minorHAnsi" w:hAnsiTheme="minorHAnsi"/>
           <w:b w:val="0"/>
@@ -1714,8 +2132,7 @@
           <w:noProof w:val="0"/>
           <w:szCs w:val="22"/>
         </w:rPr>
-        <w:t xml:space="preserve"> capacity suggests that changes in installation size may have occurred independently of the renting-versus-owning </w:t>
-      </w:r>
+      </w:pPr>
       <w:r>
         <w:rPr>
           <w:rFonts w:asciiTheme="minorHAnsi" w:hAnsiTheme="minorHAnsi"/>
@@ -1724,7 +2141,7 @@
           <w:noProof w:val="0"/>
           <w:szCs w:val="22"/>
         </w:rPr>
-        <w:t xml:space="preserve">hypothesis. </w:t>
+        <w:t xml:space="preserve">While the reasons for this increase are unclear, technological advancements, declining hardware costs, and other factors may have contributed to this trend. </w:t>
       </w:r>
     </w:p>
     <w:p>
@@ -1738,11 +2155,105 @@
           <w:szCs w:val="22"/>
         </w:rPr>
       </w:pPr>
-    </w:p>
+      <w:r>
+        <w:rPr>
+          <w:rFonts w:asciiTheme="minorHAnsi" w:hAnsiTheme="minorHAnsi"/>
+          <w:b w:val="0"/>
+          <w:bCs w:val="0"/>
+          <w:noProof w:val="0"/>
+          <w:szCs w:val="22"/>
+        </w:rPr>
+        <w:t>This increase in</w:t>
+      </w:r>
+      <w:r>
+        <w:rPr>
+          <w:rFonts w:asciiTheme="minorHAnsi" w:hAnsiTheme="minorHAnsi"/>
+          <w:b w:val="0"/>
+          <w:bCs w:val="0"/>
+          <w:noProof w:val="0"/>
+          <w:szCs w:val="22"/>
+        </w:rPr>
+        <w:t xml:space="preserve"> solar</w:t>
+      </w:r>
+      <w:r>
+        <w:rPr>
+          <w:rFonts w:asciiTheme="minorHAnsi" w:hAnsiTheme="minorHAnsi"/>
+          <w:b w:val="0"/>
+          <w:bCs w:val="0"/>
+          <w:noProof w:val="0"/>
+          <w:szCs w:val="22"/>
+        </w:rPr>
+        <w:t xml:space="preserve"> capacity suggests that </w:t>
+      </w:r>
+      <w:r>
+        <w:rPr>
+          <w:rFonts w:asciiTheme="minorHAnsi" w:hAnsiTheme="minorHAnsi"/>
+          <w:b w:val="0"/>
+          <w:bCs w:val="0"/>
+          <w:noProof w:val="0"/>
+          <w:szCs w:val="22"/>
+        </w:rPr>
+        <w:t xml:space="preserve">solar adoption rate may be </w:t>
+      </w:r>
+      <w:r>
+        <w:rPr>
+          <w:rFonts w:asciiTheme="minorHAnsi" w:hAnsiTheme="minorHAnsi"/>
+          <w:b w:val="0"/>
+          <w:bCs w:val="0"/>
+          <w:noProof w:val="0"/>
+          <w:szCs w:val="22"/>
+        </w:rPr>
+        <w:t xml:space="preserve">independent </w:t>
+      </w:r>
+      <w:r>
+        <w:rPr>
+          <w:rFonts w:asciiTheme="minorHAnsi" w:hAnsiTheme="minorHAnsi"/>
+          <w:b w:val="0"/>
+          <w:bCs w:val="0"/>
+          <w:noProof w:val="0"/>
+          <w:szCs w:val="22"/>
+        </w:rPr>
+        <w:t>from</w:t>
+      </w:r>
+      <w:r>
+        <w:rPr>
+          <w:rFonts w:asciiTheme="minorHAnsi" w:hAnsiTheme="minorHAnsi"/>
+          <w:b w:val="0"/>
+          <w:bCs w:val="0"/>
+          <w:noProof w:val="0"/>
+          <w:szCs w:val="22"/>
+        </w:rPr>
+        <w:t xml:space="preserve"> the renting-versus-owning </w:t>
+      </w:r>
+      <w:r>
+        <w:rPr>
+          <w:rFonts w:asciiTheme="minorHAnsi" w:hAnsiTheme="minorHAnsi"/>
+          <w:b w:val="0"/>
+          <w:bCs w:val="0"/>
+          <w:noProof w:val="0"/>
+          <w:szCs w:val="22"/>
+        </w:rPr>
+        <w:t xml:space="preserve">hypothesis. </w:t>
+      </w:r>
+    </w:p>
+    <w:p/>
+    <w:p/>
     <w:p>
       <w:pPr>
         <w:pStyle w:val="Heading2"/>
         <w:rPr>
+          <w:rFonts w:asciiTheme="minorHAnsi" w:hAnsiTheme="minorHAnsi"/>
+          <w:b w:val="0"/>
+          <w:bCs w:val="0"/>
+          <w:noProof w:val="0"/>
+          <w:szCs w:val="22"/>
+        </w:rPr>
+      </w:pPr>
+    </w:p>
+    <w:p>
+      <w:pPr>
+        <w:pStyle w:val="Heading2"/>
+        <w:rPr>
           <w:color w:val="C00000"/>
         </w:rPr>
       </w:pPr>
@@ -1750,9 +2261,282 @@
         <w:rPr>
           <w:color w:val="C00000"/>
         </w:rPr>
+        <w:lastRenderedPageBreak/>
         <w:t>DISCUSSION</w:t>
       </w:r>
-    </w:p>
+      <w:r>
+        <w:rPr>
+          <w:color w:val="C00000"/>
+        </w:rPr>
+        <w:t>S</w:t>
+      </w:r>
+    </w:p>
+    <w:p>
+      <w:r>
+        <w:t xml:space="preserve">The findings suggest that although renting is a real challenge for </w:t>
+      </w:r>
+      <w:r>
+        <w:t>tenants</w:t>
+      </w:r>
+      <w:r>
+        <w:t xml:space="preserve"> to adopt solar systems in their homes, they are not the main factor affecting the state-wide solar adoption rate. Between 2011 and 2021, the market shifted from many smaller installations to fewer but larger or more capable ones without any major changes in homeownership demographics. </w:t>
+      </w:r>
+    </w:p>
+    <w:p>
+      <w:r>
+        <w:t xml:space="preserve">For ARENA stakeholders, this indicates that demographic profiling for making future strategies or policies based on housing tenure is an inefficient method. The data suggests that other factors – including technical, environmental or social factors – are overriding the friction of housing tenure. </w:t>
+      </w:r>
+    </w:p>
+    <w:p/>
+    <w:p>
+      <w:pPr>
+        <w:pStyle w:val="Heading2"/>
+        <w:rPr>
+          <w:color w:val="C00000"/>
+        </w:rPr>
+      </w:pPr>
+      <w:r>
+        <w:rPr>
+          <w:color w:val="C00000"/>
+        </w:rPr>
+        <w:t>RECOMMENDATIONS</w:t>
+      </w:r>
+    </w:p>
+    <w:p>
+      <w:pPr>
+        <w:pStyle w:val="ListBullet"/>
+        <w:rPr>
+          <w:lang w:val="en-AU"/>
+        </w:rPr>
+      </w:pPr>
+      <w:r>
+        <w:rPr>
+          <w:rStyle w:val="Emphasis"/>
+        </w:rPr>
+        <w:t>Update Planning Metrics</w:t>
+      </w:r>
+      <w:r>
+        <w:rPr>
+          <w:rStyle w:val="Emphasis"/>
+        </w:rPr>
+        <w:t>:</w:t>
+      </w:r>
+      <w:r>
+        <w:rPr>
+          <w:rStyle w:val="Emphasis"/>
+        </w:rPr>
+        <w:t xml:space="preserve"> </w:t>
+      </w:r>
+      <w:r>
+        <w:t xml:space="preserve">ARENA should </w:t>
+      </w:r>
+      <w:r>
+        <w:t>change</w:t>
+      </w:r>
+      <w:r>
+        <w:t xml:space="preserve"> its focus away from homeownership rates when</w:t>
+      </w:r>
+      <w:r>
+        <w:t xml:space="preserve"> making</w:t>
+      </w:r>
+      <w:r>
+        <w:t xml:space="preserve"> future solar adoption</w:t>
+      </w:r>
+      <w:r>
+        <w:t xml:space="preserve"> strategies and policies. </w:t>
+      </w:r>
+    </w:p>
+    <w:p>
+      <w:pPr>
+        <w:pStyle w:val="ListBullet"/>
+      </w:pPr>
+      <w:r>
+        <w:rPr>
+          <w:b/>
+          <w:bCs/>
+          <w:iCs/>
+        </w:rPr>
+        <w:t>Prioritize</w:t>
+      </w:r>
+      <w:r>
+        <w:rPr>
+          <w:b/>
+          <w:bCs/>
+          <w:iCs/>
+        </w:rPr>
+        <w:t xml:space="preserve"> Capacity over Volume:</w:t>
+      </w:r>
+      <w:r>
+        <w:t xml:space="preserve"> </w:t>
+      </w:r>
+      <w:r>
+        <w:t>The market is naturally moving toward larger solar systems. Future policies should focus on battery storage and grid integration for these larger systems, rather than just trying to increase the total number of new installations.</w:t>
+      </w:r>
+    </w:p>
+    <w:p>
+      <w:pPr>
+        <w:pStyle w:val="ListBullet"/>
+        <w:rPr>
+          <w:iCs/>
+        </w:rPr>
+      </w:pPr>
+      <w:r>
+        <w:rPr>
+          <w:rStyle w:val="Emphasis"/>
+        </w:rPr>
+        <w:t>Further Research</w:t>
+      </w:r>
+      <w:r>
+        <w:rPr>
+          <w:rStyle w:val="Emphasis"/>
+        </w:rPr>
+        <w:t xml:space="preserve">: </w:t>
+      </w:r>
+      <w:r>
+        <w:rPr>
+          <w:iCs/>
+        </w:rPr>
+        <w:t>Future analysis should test environmental</w:t>
+      </w:r>
+      <w:r>
+        <w:rPr>
+          <w:iCs/>
+        </w:rPr>
+        <w:t xml:space="preserve"> and social</w:t>
+      </w:r>
+      <w:r>
+        <w:rPr>
+          <w:iCs/>
+        </w:rPr>
+        <w:t xml:space="preserve"> factors. Combining this dwelling data with weather data (such as sunlight hours from the Open-</w:t>
+      </w:r>
+      <w:proofErr w:type="spellStart"/>
+      <w:r>
+        <w:rPr>
+          <w:iCs/>
+        </w:rPr>
+        <w:t>Meteo</w:t>
+      </w:r>
+      <w:proofErr w:type="spellEnd"/>
+      <w:r>
+        <w:rPr>
+          <w:iCs/>
+        </w:rPr>
+        <w:t xml:space="preserve"> API) will likely explain the state-by-state differences much better than housing</w:t>
+      </w:r>
+      <w:r>
+        <w:rPr>
+          <w:iCs/>
+        </w:rPr>
+        <w:t xml:space="preserve"> tenure</w:t>
+      </w:r>
+      <w:r>
+        <w:rPr>
+          <w:iCs/>
+        </w:rPr>
+        <w:t xml:space="preserve"> </w:t>
+      </w:r>
+      <w:r>
+        <w:rPr>
+          <w:iCs/>
+        </w:rPr>
+        <w:t xml:space="preserve">data. </w:t>
+      </w:r>
+    </w:p>
+    <w:p>
+      <w:pPr>
+        <w:pStyle w:val="ListBullet"/>
+        <w:numPr>
+          <w:ilvl w:val="0"/>
+          <w:numId w:val="0"/>
+        </w:numPr>
+        <w:ind w:left="720" w:hanging="360"/>
+        <w:rPr>
+          <w:b/>
+          <w:bCs/>
+          <w:iCs/>
+        </w:rPr>
+      </w:pPr>
+    </w:p>
+    <w:p>
+      <w:pPr>
+        <w:pStyle w:val="Heading2"/>
+        <w:rPr>
+          <w:color w:val="C00000"/>
+        </w:rPr>
+      </w:pPr>
+      <w:r>
+        <w:rPr>
+          <w:color w:val="C00000"/>
+        </w:rPr>
+        <w:t>REFERENCES</w:t>
+      </w:r>
+    </w:p>
+    <w:p>
+      <w:pPr>
+        <w:pStyle w:val="ListBullet"/>
+        <w:numPr>
+          <w:ilvl w:val="0"/>
+          <w:numId w:val="0"/>
+        </w:numPr>
+        <w:ind w:left="360" w:hanging="360"/>
+        <w:rPr>
+          <w:bCs/>
+          <w:iCs/>
+        </w:rPr>
+      </w:pPr>
+      <w:r>
+        <w:rPr>
+          <w:bCs/>
+          <w:iCs/>
+        </w:rPr>
+        <w:t xml:space="preserve">Australian Bureau of Statistics (ABS). (2011, 2016, 2021). </w:t>
+      </w:r>
+      <w:r>
+        <w:rPr>
+          <w:bCs/>
+          <w:i/>
+          <w:iCs/>
+        </w:rPr>
+        <w:t>Census of Population and Housing</w:t>
+      </w:r>
+      <w:r>
+        <w:rPr>
+          <w:bCs/>
+          <w:iCs/>
+        </w:rPr>
+        <w:t>.</w:t>
+      </w:r>
+    </w:p>
+    <w:p>
+      <w:pPr>
+        <w:pStyle w:val="ListBullet"/>
+        <w:numPr>
+          <w:ilvl w:val="0"/>
+          <w:numId w:val="0"/>
+        </w:numPr>
+        <w:ind w:left="360" w:hanging="360"/>
+        <w:rPr>
+          <w:bCs/>
+          <w:iCs/>
+        </w:rPr>
+      </w:pPr>
+      <w:hyperlink r:id="rId17" w:history="1">
+        <w:r>
+          <w:rPr>
+            <w:rStyle w:val="Hyperlink"/>
+            <w:bCs/>
+            <w:iCs/>
+          </w:rPr>
+          <w:t>https://www.abs.gov.au/census/find-census-data/datapacks</w:t>
+        </w:r>
+      </w:hyperlink>
+    </w:p>
+    <w:p/>
+    <w:p/>
+    <w:p/>
+    <w:p/>
+    <w:p/>
     <w:sectPr>
       <w:pgSz w:w="12240" w:h="15840" w:code="1"/>
       <w:pgMar w:top="1440" w:right="1152" w:bottom="720" w:left="1152" w:header="432" w:footer="144" w:gutter="0"/>
@@ -2155,6 +2939,96 @@
     </w:lvl>
   </w:abstractNum>
   <w:abstractNum w:abstractNumId="1" w15:restartNumberingAfterBreak="0">
+    <w:nsid w:val="4C7F63E7"/>
+    <w:multiLevelType w:val="hybridMultilevel"/>
+    <w:tmpl w:val="697AEE06"/>
+    <w:lvl w:ilvl="0" w:tplc="CD8A9DB4">
+      <w:start w:val="1"/>
+      <w:numFmt w:val="decimal"/>
+      <w:lvlText w:val="%1."/>
+      <w:lvlJc w:val="left"/>
+      <w:pPr>
+        <w:ind w:left="720" w:hanging="360"/>
+      </w:pPr>
+      <w:rPr>
+        <w:rFonts w:hint="default"/>
+        <w:b/>
+      </w:rPr>
+    </w:lvl>
+    <w:lvl w:ilvl="1" w:tplc="0C090019" w:tentative="1">
+      <w:start w:val="1"/>
+      <w:numFmt w:val="lowerLetter"/>
+      <w:lvlText w:val="%2."/>
+      <w:lvlJc w:val="left"/>
+      <w:pPr>
+        <w:ind w:left="1440" w:hanging="360"/>
+      </w:pPr>
+    </w:lvl>
+    <w:lvl w:ilvl="2" w:tplc="0C09001B" w:tentative="1">
+      <w:start w:val="1"/>
+      <w:numFmt w:val="lowerRoman"/>
+      <w:lvlText w:val="%3."/>
+      <w:lvlJc w:val="right"/>
+      <w:pPr>
+        <w:ind w:left="2160" w:hanging="180"/>
+      </w:pPr>
+    </w:lvl>
+    <w:lvl w:ilvl="3" w:tplc="0C09000F" w:tentative="1">
+      <w:start w:val="1"/>
+      <w:numFmt w:val="decimal"/>
+      <w:lvlText w:val="%4."/>
+      <w:lvlJc w:val="left"/>
+      <w:pPr>
+        <w:ind w:left="2880" w:hanging="360"/>
+      </w:pPr>
+    </w:lvl>
+    <w:lvl w:ilvl="4" w:tplc="0C090019" w:tentative="1">
+      <w:start w:val="1"/>
+      <w:numFmt w:val="lowerLetter"/>
+      <w:lvlText w:val="%5."/>
+      <w:lvlJc w:val="left"/>
+      <w:pPr>
+        <w:ind w:left="3600" w:hanging="360"/>
+      </w:pPr>
+    </w:lvl>
+    <w:lvl w:ilvl="5" w:tplc="0C09001B" w:tentative="1">
+      <w:start w:val="1"/>
+      <w:numFmt w:val="lowerRoman"/>
+      <w:lvlText w:val="%6."/>
+      <w:lvlJc w:val="right"/>
+      <w:pPr>
+        <w:ind w:left="4320" w:hanging="180"/>
+      </w:pPr>
+    </w:lvl>
+    <w:lvl w:ilvl="6" w:tplc="0C09000F" w:tentative="1">
+      <w:start w:val="1"/>
+      <w:numFmt w:val="decimal"/>
+      <w:lvlText w:val="%7."/>
+      <w:lvlJc w:val="left"/>
+      <w:pPr>
+        <w:ind w:left="5040" w:hanging="360"/>
+      </w:pPr>
+    </w:lvl>
+    <w:lvl w:ilvl="7" w:tplc="0C090019" w:tentative="1">
+      <w:start w:val="1"/>
+      <w:numFmt w:val="lowerLetter"/>
+      <w:lvlText w:val="%8."/>
+      <w:lvlJc w:val="left"/>
+      <w:pPr>
+        <w:ind w:left="5760" w:hanging="360"/>
+      </w:pPr>
+    </w:lvl>
+    <w:lvl w:ilvl="8" w:tplc="0C09001B" w:tentative="1">
+      <w:start w:val="1"/>
+      <w:numFmt w:val="lowerRoman"/>
+      <w:lvlText w:val="%9."/>
+      <w:lvlJc w:val="right"/>
+      <w:pPr>
+        <w:ind w:left="6480" w:hanging="180"/>
+      </w:pPr>
+    </w:lvl>
+  </w:abstractNum>
+  <w:abstractNum w:abstractNumId="2" w15:restartNumberingAfterBreak="0">
     <w:nsid w:val="56FC59DC"/>
     <w:multiLevelType w:val="multilevel"/>
     <w:tmpl w:val="9BD0204E"/>
@@ -2270,7 +3144,7 @@
       </w:pPr>
     </w:lvl>
   </w:abstractNum>
-  <w:abstractNum w:abstractNumId="2" w15:restartNumberingAfterBreak="0">
+  <w:abstractNum w:abstractNumId="3" w15:restartNumberingAfterBreak="0">
     <w:nsid w:val="644323ED"/>
     <w:multiLevelType w:val="hybridMultilevel"/>
     <w:tmpl w:val="9FCAA4B8"/>
@@ -2382,7 +3256,7 @@
       </w:rPr>
     </w:lvl>
   </w:abstractNum>
-  <w:abstractNum w:abstractNumId="3" w15:restartNumberingAfterBreak="0">
+  <w:abstractNum w:abstractNumId="4" w15:restartNumberingAfterBreak="0">
     <w:nsid w:val="6A742C33"/>
     <w:multiLevelType w:val="hybridMultilevel"/>
     <w:tmpl w:val="C6809866"/>
@@ -2469,16 +3343,19 @@
     </w:lvl>
   </w:abstractNum>
   <w:num w:numId="1" w16cid:durableId="507405310">
-    <w:abstractNumId w:val="1"/>
+    <w:abstractNumId w:val="2"/>
   </w:num>
   <w:num w:numId="2" w16cid:durableId="1276593716">
     <w:abstractNumId w:val="0"/>
   </w:num>
   <w:num w:numId="3" w16cid:durableId="339234800">
-    <w:abstractNumId w:val="2"/>
+    <w:abstractNumId w:val="3"/>
   </w:num>
   <w:num w:numId="4" w16cid:durableId="1855025238">
-    <w:abstractNumId w:val="3"/>
+    <w:abstractNumId w:val="4"/>
+  </w:num>
+  <w:num w:numId="5" w16cid:durableId="2140881743">
+    <w:abstractNumId w:val="1"/>
   </w:num>
 </w:numbering>
 </file>
@@ -3809,6 +4686,35 @@
 </file>
 
 <file path=customXml/item1.xml><?xml version="1.0" encoding="utf-8"?>
+<p:properties xmlns:p="http://schemas.microsoft.com/office/2006/metadata/properties" xmlns:xsi="http://www.w3.org/2001/XMLSchema-instance" xmlns:pc="http://schemas.microsoft.com/office/infopath/2007/PartnerControls">
+  <documentManagement>
+    <_ip_UnifiedCompliancePolicyUIAction xmlns="http://schemas.microsoft.com/sharepoint/v3" xsi:nil="true"/>
+    <Image xmlns="71af3243-3dd4-4a8d-8c0d-dd76da1f02a5">
+      <Url xsi:nil="true"/>
+      <Description xsi:nil="true"/>
+    </Image>
+    <Status xmlns="71af3243-3dd4-4a8d-8c0d-dd76da1f02a5">Not started</Status>
+    <Background xmlns="71af3243-3dd4-4a8d-8c0d-dd76da1f02a5">false</Background>
+    <_ip_UnifiedCompliancePolicyProperties xmlns="http://schemas.microsoft.com/sharepoint/v3" xsi:nil="true"/>
+    <ImageTagsTaxHTField xmlns="71af3243-3dd4-4a8d-8c0d-dd76da1f02a5">
+      <Terms xmlns="http://schemas.microsoft.com/office/infopath/2007/PartnerControls"/>
+    </ImageTagsTaxHTField>
+    <TaxCatchAll xmlns="230e9df3-be65-4c73-a93b-d1236ebd677e" xsi:nil="true"/>
+    <MediaServiceKeyPoints xmlns="71af3243-3dd4-4a8d-8c0d-dd76da1f02a5" xsi:nil="true"/>
+  </documentManagement>
+</p:properties>
+</file>
+
+<file path=customXml/item2.xml><?xml version="1.0" encoding="utf-8"?>
+<?mso-contentType ?>
+<FormTemplates xmlns="http://schemas.microsoft.com/sharepoint/v3/contenttype/forms">
+  <Display>DocumentLibraryForm</Display>
+  <Edit>DocumentLibraryForm</Edit>
+  <New>DocumentLibraryForm</New>
+</FormTemplates>
+</file>
+
+<file path=customXml/item3.xml><?xml version="1.0" encoding="utf-8"?>
 <ct:contentTypeSchema xmlns:ct="http://schemas.microsoft.com/office/2006/metadata/contentType" xmlns:ma="http://schemas.microsoft.com/office/2006/metadata/properties/metaAttributes" ct:_="" ma:_="" ma:contentTypeName="Document" ma:contentTypeID="0x01010079F111ED35F8CC479449609E8A0923A6" ma:contentTypeVersion="30" ma:contentTypeDescription="Create a new document." ma:contentTypeScope="" ma:versionID="cec0622158e8f13124e9e8fd4de31bd1">
   <xsd:schema xmlns:xsd="http://www.w3.org/2001/XMLSchema" xmlns:xs="http://www.w3.org/2001/XMLSchema" xmlns:p="http://schemas.microsoft.com/office/2006/metadata/properties" xmlns:ns1="http://schemas.microsoft.com/sharepoint/v3" xmlns:ns2="71af3243-3dd4-4a8d-8c0d-dd76da1f02a5" xmlns:ns3="16c05727-aa75-4e4a-9b5f-8a80a1165891" xmlns:ns4="230e9df3-be65-4c73-a93b-d1236ebd677e" targetNamespace="http://schemas.microsoft.com/office/2006/metadata/properties" ma:root="true" ma:fieldsID="3b52f30ab005d15df08657af532e6e38" ns1:_="" ns2:_="" ns3:_="" ns4:_="">
     <xsd:import namespace="http://schemas.microsoft.com/sharepoint/v3"/>
@@ -4126,36 +5032,27 @@
 </ct:contentTypeSchema>
 </file>
 
-<file path=customXml/item2.xml><?xml version="1.0" encoding="utf-8"?>
-<?mso-contentType ?>
-<FormTemplates xmlns="http://schemas.microsoft.com/sharepoint/v3/contenttype/forms">
-  <Display>DocumentLibraryForm</Display>
-  <Edit>DocumentLibraryForm</Edit>
-  <New>DocumentLibraryForm</New>
-</FormTemplates>
+<file path=customXml/itemProps1.xml><?xml version="1.0" encoding="utf-8"?>
+<ds:datastoreItem xmlns:ds="http://schemas.openxmlformats.org/officeDocument/2006/customXml" ds:itemID="{27A94286-1488-4B05-BE05-620B873327F0}">
+  <ds:schemaRefs>
+    <ds:schemaRef ds:uri="http://schemas.microsoft.com/office/2006/metadata/properties"/>
+    <ds:schemaRef ds:uri="http://schemas.microsoft.com/office/infopath/2007/PartnerControls"/>
+    <ds:schemaRef ds:uri="http://schemas.microsoft.com/sharepoint/v3"/>
+    <ds:schemaRef ds:uri="71af3243-3dd4-4a8d-8c0d-dd76da1f02a5"/>
+    <ds:schemaRef ds:uri="230e9df3-be65-4c73-a93b-d1236ebd677e"/>
+  </ds:schemaRefs>
+</ds:datastoreItem>
 </file>
 
-<file path=customXml/item3.xml><?xml version="1.0" encoding="utf-8"?>
-<p:properties xmlns:p="http://schemas.microsoft.com/office/2006/metadata/properties" xmlns:xsi="http://www.w3.org/2001/XMLSchema-instance" xmlns:pc="http://schemas.microsoft.com/office/infopath/2007/PartnerControls">
-  <documentManagement>
-    <_ip_UnifiedCompliancePolicyUIAction xmlns="http://schemas.microsoft.com/sharepoint/v3" xsi:nil="true"/>
-    <Image xmlns="71af3243-3dd4-4a8d-8c0d-dd76da1f02a5">
-      <Url xsi:nil="true"/>
-      <Description xsi:nil="true"/>
-    </Image>
-    <Status xmlns="71af3243-3dd4-4a8d-8c0d-dd76da1f02a5">Not started</Status>
-    <Background xmlns="71af3243-3dd4-4a8d-8c0d-dd76da1f02a5">false</Background>
-    <_ip_UnifiedCompliancePolicyProperties xmlns="http://schemas.microsoft.com/sharepoint/v3" xsi:nil="true"/>
-    <ImageTagsTaxHTField xmlns="71af3243-3dd4-4a8d-8c0d-dd76da1f02a5">
-      <Terms xmlns="http://schemas.microsoft.com/office/infopath/2007/PartnerControls"/>
-    </ImageTagsTaxHTField>
-    <TaxCatchAll xmlns="230e9df3-be65-4c73-a93b-d1236ebd677e" xsi:nil="true"/>
-    <MediaServiceKeyPoints xmlns="71af3243-3dd4-4a8d-8c0d-dd76da1f02a5" xsi:nil="true"/>
-  </documentManagement>
-</p:properties>
+<file path=customXml/itemProps2.xml><?xml version="1.0" encoding="utf-8"?>
+<ds:datastoreItem xmlns:ds="http://schemas.openxmlformats.org/officeDocument/2006/customXml" ds:itemID="{5FCA0720-E518-4C54-8EC1-2FF547E897F0}">
+  <ds:schemaRefs>
+    <ds:schemaRef ds:uri="http://schemas.microsoft.com/sharepoint/v3/contenttype/forms"/>
+  </ds:schemaRefs>
+</ds:datastoreItem>
 </file>
 
-<file path=customXml/itemProps1.xml><?xml version="1.0" encoding="utf-8"?>
+<file path=customXml/itemProps3.xml><?xml version="1.0" encoding="utf-8"?>
 <ds:datastoreItem xmlns:ds="http://schemas.openxmlformats.org/officeDocument/2006/customXml" ds:itemID="{8AA05782-1956-4ABD-9469-5855286A5A27}">
   <ds:schemaRefs>
     <ds:schemaRef ds:uri="http://schemas.microsoft.com/office/2006/metadata/contentType"/>
@@ -4176,26 +5073,6 @@
 </ds:datastoreItem>
 </file>
 
-<file path=customXml/itemProps2.xml><?xml version="1.0" encoding="utf-8"?>
-<ds:datastoreItem xmlns:ds="http://schemas.openxmlformats.org/officeDocument/2006/customXml" ds:itemID="{5FCA0720-E518-4C54-8EC1-2FF547E897F0}">
-  <ds:schemaRefs>
-    <ds:schemaRef ds:uri="http://schemas.microsoft.com/sharepoint/v3/contenttype/forms"/>
-  </ds:schemaRefs>
-</ds:datastoreItem>
-</file>
-
-<file path=customXml/itemProps3.xml><?xml version="1.0" encoding="utf-8"?>
-<ds:datastoreItem xmlns:ds="http://schemas.openxmlformats.org/officeDocument/2006/customXml" ds:itemID="{27A94286-1488-4B05-BE05-620B873327F0}">
-  <ds:schemaRefs>
-    <ds:schemaRef ds:uri="http://schemas.microsoft.com/office/2006/metadata/properties"/>
-    <ds:schemaRef ds:uri="http://schemas.microsoft.com/office/infopath/2007/PartnerControls"/>
-    <ds:schemaRef ds:uri="http://schemas.microsoft.com/sharepoint/v3"/>
-    <ds:schemaRef ds:uri="71af3243-3dd4-4a8d-8c0d-dd76da1f02a5"/>
-    <ds:schemaRef ds:uri="230e9df3-be65-4c73-a93b-d1236ebd677e"/>
-  </ds:schemaRefs>
-</ds:datastoreItem>
-</file>
-
 <file path=docMetadata/LabelInfo.xml><?xml version="1.0" encoding="utf-8"?>
 <clbl:labelList xmlns:clbl="http://schemas.microsoft.com/office/2020/mipLabelMetadata"/>
 </file>